--- a/informes-growth/palantir-2026-10-14/Palantir - growth - 2026-10-14.docx
+++ b/informes-growth/palantir-2026-10-14/Palantir - growth - 2026-10-14.docx
@@ -20,7 +20,7 @@
           <w:bCs/>
           <w:b/>
         </w:rPr>
-        <w:t xml:space="preserve">Señal (método v4): Vender (no comprar; no está en cartera)</w:t>
+        <w:t xml:space="preserve">Señal (método v7): Vender (no comprar; no está en cartera)</w:t>
       </w:r>
       <w:r>
         <w:t xml:space="preserve"> </w:t>
@@ -50,13 +50,13 @@
           <w:bCs/>
           <w:b/>
         </w:rPr>
-        <w:t xml:space="preserve">Recalculado el 14-oct con el método v4</w:t>
-      </w:r>
-      <w:r>
-        <w:t xml:space="preserve"> </w:t>
-      </w:r>
-      <w:r>
-        <w:t xml:space="preserve">(tras el backtest,</w:t>
+        <w:t xml:space="preserve">Calculado con el método v7</w:t>
+      </w:r>
+      <w:r>
+        <w:t xml:space="preserve"> </w:t>
+      </w:r>
+      <w:r>
+        <w:t xml:space="preserve">(vigente desde el 14-oct tras el backtest de 71 casos,</w:t>
       </w:r>
       <w:r>
         <w:t xml:space="preserve"> </w:t>
@@ -71,7 +71,7 @@
         <w:t xml:space="preserve"> </w:t>
       </w:r>
       <w:r>
-        <w:t xml:space="preserve">§6). La sección 9 conserva la valoración del primer borrador (v1) con la proyección del analista; las cifras que mandan son las de arriba: ventas con la regla mecánica (14.873 M en el base), múltiplo de hoy con rebaja por desaceleración (18,6x / 30,9x / 40,2x).</w:t>
+        <w:t xml:space="preserve">§6). Si la sección 9 enseña otras cifras de valoración, son del borrador con la proyección del analista; mandan las de arriba: ventas con la regla mecánica (14873 M en el base) y múltiplo de hoy con rebaja por desaceleración (18,6x / 30,9x / 40,2x).</w:t>
       </w:r>
     </w:p>
     <w:bookmarkStart w:id="20" w:name="la-tesis-en-cinco-líneas"/>

--- a/informes-growth/palantir-2026-10-14/Palantir - growth - 2026-10-14.docx
+++ b/informes-growth/palantir-2026-10-14/Palantir - growth - 2026-10-14.docx
@@ -2809,7 +2809,7 @@
         <w:pStyle w:val="FirstParagraph"/>
       </w:pPr>
       <w:r>
-        <w:t xml:space="preserve">La cartera value propuesta de Hotis (~29.800 EUR: IGLN, Edenred, Daiichi Sankyo, Uber, Viscofan, Alphabet, Netflix, SAP, Intuit, Nemetschek y LVMH, con ~6.300 EUR de liquidez) ya tiene exposición al software y a la IA con Alphabet, SAP, Intuit y Nemetschek, todas mucho más baratas. Según el método,</w:t>
+        <w:t xml:space="preserve">La cartera value propuesta de Hotis (IGLN, Edenred, Daiichi Sankyo, Uber, Viscofan, Alphabet, Netflix, SAP, Intuit, Nemetschek y LVMH, con liquidez) ya tiene exposición al software y a la IA con Alphabet, SAP, Intuit y Nemetschek, todas mucho más baratas. Según el método,</w:t>
       </w:r>
       <w:r>
         <w:t xml:space="preserve"> </w:t>
@@ -2879,7 +2879,7 @@
           <w:bCs/>
           <w:b/>
         </w:rPr>
-        <w:t xml:space="preserve">4 % de la cartera ≈ 1.190 EUR</w:t>
+        <w:t xml:space="preserve">4 % de la cartera</w:t>
       </w:r>
       <w:r>
         <w:t xml:space="preserve">, a cargo de la liquidez, en dos tramos (mitad al tocar el precio, mitad tras los siguientes resultados). Encaja en una orden límite de vigilancia, no en una compra hoy. También cambiaría el cálculo que las ventas 2028 superen claramente los 20.000 M (el alcista) con la guía de febrero.</w:t>

--- a/informes-growth/palantir-2026-10-14/Palantir - growth - 2026-10-14.docx
+++ b/informes-growth/palantir-2026-10-14/Palantir - growth - 2026-10-14.docx
@@ -20,58 +20,31 @@
           <w:bCs/>
           <w:b/>
         </w:rPr>
-        <w:t xml:space="preserve">Señal (método v7): Vender (no comprar; no está en cartera)</w:t>
-      </w:r>
-      <w:r>
-        <w:t xml:space="preserve"> </w:t>
-      </w:r>
-      <w:r>
-        <w:t xml:space="preserve">· Puntuación 93,8/100 · Señales de cambio de tendencia 7/8 · EV/beneficio bruto 52,2x</w:t>
-      </w:r>
-      <w:r>
-        <w:t xml:space="preserve"> </w:t>
-      </w:r>
-      <w:r>
-        <w:t xml:space="preserve">Precio 208,67 USD · Objetivo 12 m 176,3 USD (ponderada -15,5 %, base -13,3 %, bajista -63,9 %, alcista +28,5 %) · Compra hasta 141,2 USD</w:t>
-      </w:r>
-      <w:r>
-        <w:t xml:space="preserve"> </w:t>
-      </w:r>
-      <w:r>
-        <w:t xml:space="preserve">Peso orientativo: no entra · Por qué: ponderada ≤ -10 %</w:t>
-      </w:r>
-    </w:p>
-    <w:p>
-      <w:pPr>
-        <w:pStyle w:val="BlockText"/>
-      </w:pPr>
-      <w:r>
-        <w:rPr>
-          <w:bCs/>
-          <w:b/>
-        </w:rPr>
-        <w:t xml:space="preserve">Calculado con el método v7</w:t>
-      </w:r>
-      <w:r>
-        <w:t xml:space="preserve"> </w:t>
-      </w:r>
-      <w:r>
-        <w:t xml:space="preserve">(vigente desde el 14-oct tras el backtest de 71 casos,</w:t>
-      </w:r>
-      <w:r>
-        <w:t xml:space="preserve"> </w:t>
-      </w:r>
-      <w:r>
-        <w:rPr>
-          <w:rStyle w:val="VerbatimChar"/>
-        </w:rPr>
-        <w:t xml:space="preserve">verticales/growth/metodo.md</w:t>
-      </w:r>
-      <w:r>
-        <w:t xml:space="preserve"> </w:t>
-      </w:r>
-      <w:r>
-        <w:t xml:space="preserve">§6). Si la sección 9 enseña otras cifras de valoración, son del borrador con la proyección del analista; mandan las de arriba: ventas con la regla mecánica (14873 M en el base) y múltiplo de hoy con rebaja por desaceleración (18,6x / 30,9x / 40,2x).</w:t>
+        <w:t xml:space="preserve">Señal (método vigente v11): Vender</w:t>
+      </w:r>
+      <w:r>
+        <w:t xml:space="preserve"> </w:t>
+      </w:r>
+      <w:r>
+        <w:t xml:space="preserve">· Puntuación 93,8/100 · Señales de cambio de tendencia 7/8 · EV/ventas 44,2 veces</w:t>
+      </w:r>
+      <w:r>
+        <w:t xml:space="preserve"> </w:t>
+      </w:r>
+      <w:r>
+        <w:t xml:space="preserve">Precio 208,67 USD (fecha del informe) · Objetivo 12 m 176,3 USD · Ponderada −15,5 % · Base −13,3 % · Bajista −63,9 % · Alcista +28,5 % · Compra hasta 141,2 USD</w:t>
+      </w:r>
+      <w:r>
+        <w:t xml:space="preserve"> </w:t>
+      </w:r>
+      <w:r>
+        <w:t xml:space="preserve">Peso orientativo: 0 % de la cartera · Por qué: ponderada ≤ -10 %</w:t>
+      </w:r>
+      <w:r>
+        <w:t xml:space="preserve"> </w:t>
+      </w:r>
+      <w:r>
+        <w:t xml:space="preserve">Cabecera rehecha con la v11 el 15-oct (auditoría de homogeneidad). Antes decía (método v7): Vender (no comprar; no está en cartera). El texto de abajo puede citar cifras de esa versión anterior; mandan las de esta cabecera.</w:t>
       </w:r>
     </w:p>
     <w:bookmarkStart w:id="20" w:name="la-tesis-en-cinco-líneas"/>
